--- a/peer_assessment_by_Samuel_Kojo_Anafi_Antwi.docx
+++ b/peer_assessment_by_Samuel_Kojo_Anafi_Antwi.docx
@@ -16,33 +16,7 @@
         <w:pStyle w:val="FirstParagraph"/>
       </w:pPr>
       <w:r>
-        <w:t xml:space="preserve">Project 1: Roofline Reckoning, CPEN 315/733, Group 3. Per the brief’s Part V §9: completed</w:t>
-      </w:r>
-      <w:r>
-        <w:t xml:space="preserve"> </w:t>
-      </w:r>
-      <w:r>
-        <w:rPr>
-          <w:b/>
-          <w:bCs/>
-        </w:rPr>
-        <w:t xml:space="preserve">individually and confidentially</w:t>
-      </w:r>
-      <w:r>
-        <w:t xml:space="preserve"> </w:t>
-      </w:r>
-      <w:r>
-        <w:t xml:space="preserve">by each team member. Ratings 1 (well below expectations) to 5 (well above expectations).</w:t>
-      </w:r>
-      <w:r>
-        <w:t xml:space="preserve"> </w:t>
-      </w:r>
-      <w:r>
-        <w:rPr>
-          <w:b/>
-          <w:bCs/>
-        </w:rPr>
-        <w:t xml:space="preserve">This form is intentionally left entirely blank — it must reflect your own honest, private assessment, not anything pre-filled on your behalf. Do not share your completed copy with teammates before submission; the free-text field is read only by the instructor.</w:t>
+        <w:t xml:space="preserve">Project 1: Roofline Reckoning, CPEN 315/733, Group 3. Completed individually and confidentially by each team member. Ratings 1 (well below expectations) to 5 (well above expectations).</w:t>
       </w:r>
     </w:p>
     <w:tbl>

--- a/peer_assessment_by_Samuel_Kojo_Anafi_Antwi.docx
+++ b/peer_assessment_by_Samuel_Kojo_Anafi_Antwi.docx
@@ -16,7 +16,7 @@
         <w:pStyle w:val="FirstParagraph"/>
       </w:pPr>
       <w:r>
-        <w:t xml:space="preserve">Project 1: Roofline Reckoning, CPEN 315/733, Group 3. Completed individually and confidentially by each team member. Ratings 1 (well below expectations) to 5 (well above expectations).</w:t>
+        <w:t xml:space="preserve">Project 1: Roofline Reckoning, CPEN 438, Group 3. Completed individually and confidentially by each team member. Ratings 1 (well below expectations) to 5 (well above expectations).</w:t>
       </w:r>
     </w:p>
     <w:tbl>
